--- a/插件详细手册/9.物体触发/物体设计-门的制作.docx
+++ b/插件详细手册/9.物体触发/物体设计-门的制作.docx
@@ -1,6 +1,6 @@
 
 <file path=word/document.xml><?xml version="1.0" encoding="utf-8"?>
-<w:document xmlns:wpc="http://schemas.microsoft.com/office/word/2010/wordprocessingCanvas" xmlns:cx="http://schemas.microsoft.com/office/drawing/2014/chartex" xmlns:cx1="http://schemas.microsoft.com/office/drawing/2015/9/8/chartex" xmlns:cx2="http://schemas.microsoft.com/office/drawing/2015/10/21/chartex" xmlns:cx3="http://schemas.microsoft.com/office/drawing/2016/5/9/chartex" xmlns:cx4="http://schemas.microsoft.com/office/drawing/2016/5/10/chartex" xmlns:cx5="http://schemas.microsoft.com/office/drawing/2016/5/11/chartex" xmlns:cx6="http://schemas.microsoft.com/office/drawing/2016/5/12/chartex" xmlns:cx7="http://schemas.microsoft.com/office/drawing/2016/5/13/chartex" xmlns:cx8="http://schemas.microsoft.com/office/drawing/2016/5/14/chartex" xmlns:mc="http://schemas.openxmlformats.org/markup-compatibility/2006" xmlns:aink="http://schemas.microsoft.com/office/drawing/2016/ink" xmlns:am3d="http://schemas.microsoft.com/office/drawing/2017/model3d" xmlns:o="urn:schemas-microsoft-com:office:office" xmlns:oel="http://schemas.microsoft.com/office/2019/extlst" xmlns:r="http://schemas.openxmlformats.org/officeDocument/2006/relationships" xmlns:m="http://schemas.openxmlformats.org/officeDocument/2006/math" xmlns:v="urn:schemas-microsoft-com:vml" xmlns:wp14="http://schemas.microsoft.com/office/word/2010/wordprocessingDrawing" xmlns:wp="http://schemas.openxmlformats.org/drawingml/2006/wordprocessingDrawing" xmlns:w10="urn:schemas-microsoft-com:office:word" xmlns:w="http://schemas.openxmlformats.org/wordprocessingml/2006/main" xmlns:w14="http://schemas.microsoft.com/office/word/2010/wordml" xmlns:w15="http://schemas.microsoft.com/office/word/2012/wordml" xmlns:w16cex="http://schemas.microsoft.com/office/word/2018/wordml/cex" xmlns:w16cid="http://schemas.microsoft.com/office/word/2016/wordml/cid" xmlns:w16="http://schemas.microsoft.com/office/word/2018/wordml" xmlns:w16du="http://schemas.microsoft.com/office/word/2023/wordml/word16du" xmlns:w16sdtdh="http://schemas.microsoft.com/office/word/2020/wordml/sdtdatahash" xmlns:w16se="http://schemas.microsoft.com/office/word/2015/wordml/symex" xmlns:wpg="http://schemas.microsoft.com/office/word/2010/wordprocessingGroup" xmlns:wpi="http://schemas.microsoft.com/office/word/2010/wordprocessingInk" xmlns:wne="http://schemas.microsoft.com/office/word/2006/wordml" xmlns:wps="http://schemas.microsoft.com/office/word/2010/wordprocessingShape" mc:Ignorable="w14 w15 w16se w16cid w16 w16cex w16sdtdh w16du wp14">
+<w:document xmlns:wpc="http://schemas.microsoft.com/office/word/2010/wordprocessingCanvas" xmlns:cx="http://schemas.microsoft.com/office/drawing/2014/chartex" xmlns:cx1="http://schemas.microsoft.com/office/drawing/2015/9/8/chartex" xmlns:cx2="http://schemas.microsoft.com/office/drawing/2015/10/21/chartex" xmlns:cx3="http://schemas.microsoft.com/office/drawing/2016/5/9/chartex" xmlns:cx4="http://schemas.microsoft.com/office/drawing/2016/5/10/chartex" xmlns:cx5="http://schemas.microsoft.com/office/drawing/2016/5/11/chartex" xmlns:cx6="http://schemas.microsoft.com/office/drawing/2016/5/12/chartex" xmlns:cx7="http://schemas.microsoft.com/office/drawing/2016/5/13/chartex" xmlns:cx8="http://schemas.microsoft.com/office/drawing/2016/5/14/chartex" xmlns:mc="http://schemas.openxmlformats.org/markup-compatibility/2006" xmlns:aink="http://schemas.microsoft.com/office/drawing/2016/ink" xmlns:am3d="http://schemas.microsoft.com/office/drawing/2017/model3d" xmlns:o="urn:schemas-microsoft-com:office:office" xmlns:oel="http://schemas.microsoft.com/office/2019/extlst" xmlns:r="http://schemas.openxmlformats.org/officeDocument/2006/relationships" xmlns:m="http://schemas.openxmlformats.org/officeDocument/2006/math" xmlns:v="urn:schemas-microsoft-com:vml" xmlns:wp14="http://schemas.microsoft.com/office/word/2010/wordprocessingDrawing" xmlns:wp="http://schemas.openxmlformats.org/drawingml/2006/wordprocessingDrawing" xmlns:w10="urn:schemas-microsoft-com:office:word" xmlns:w="http://schemas.openxmlformats.org/wordprocessingml/2006/main" xmlns:w14="http://schemas.microsoft.com/office/word/2010/wordml" xmlns:w15="http://schemas.microsoft.com/office/word/2012/wordml" xmlns:w16cex="http://schemas.microsoft.com/office/word/2018/wordml/cex" xmlns:w16cid="http://schemas.microsoft.com/office/word/2016/wordml/cid" xmlns:w16="http://schemas.microsoft.com/office/word/2018/wordml" xmlns:w16du="http://schemas.microsoft.com/office/word/2023/wordml/word16du" xmlns:w16sdtdh="http://schemas.microsoft.com/office/word/2020/wordml/sdtdatahash" xmlns:w16sdtfl="http://schemas.microsoft.com/office/word/2024/wordml/sdtformatlock" xmlns:w16se="http://schemas.microsoft.com/office/word/2015/wordml/symex" xmlns:wpg="http://schemas.microsoft.com/office/word/2010/wordprocessingGroup" xmlns:wpi="http://schemas.microsoft.com/office/word/2010/wordprocessingInk" xmlns:wne="http://schemas.microsoft.com/office/word/2006/wordml" xmlns:wps="http://schemas.microsoft.com/office/word/2010/wordprocessingShape" mc:Ignorable="w14 w15 w16se w16cid w16 w16cex w16sdtdh w16sdtfl w16du wp14">
   <w:body>
     <w:p>
       <w:pPr>
@@ -20,17 +20,18 @@
       <w:pPr>
         <w:pStyle w:val="3"/>
         <w:spacing w:before="120" w:after="120" w:line="415" w:lineRule="auto"/>
-        <w:rPr>
-          <w:sz w:val="28"/>
-          <w:szCs w:val="28"/>
-        </w:rPr>
-      </w:pPr>
-      <w:r>
         <w:rPr>
           <w:rFonts w:hint="eastAsia"/>
           <w:sz w:val="28"/>
           <w:szCs w:val="28"/>
         </w:rPr>
+      </w:pPr>
+      <w:r>
+        <w:rPr>
+          <w:rFonts w:hint="eastAsia"/>
+          <w:sz w:val="28"/>
+          <w:szCs w:val="28"/>
+        </w:rPr>
         <w:t>基础要求</w:t>
       </w:r>
     </w:p>
@@ -38,7 +39,7 @@
       <w:pPr>
         <w:snapToGrid w:val="0"/>
         <w:rPr>
-          <w:rFonts w:ascii="Tahoma" w:eastAsia="微软雅黑" w:hAnsi="Tahoma" w:hint="eastAsia"/>
+          <w:rFonts w:ascii="Tahoma" w:eastAsia="微软雅黑" w:hAnsi="Tahoma"/>
           <w:kern w:val="0"/>
           <w:sz w:val="22"/>
         </w:rPr>
@@ -54,24 +55,24 @@
     </w:p>
     <w:p>
       <w:pPr>
-        <w:snapToGrid w:val="0"/>
         <w:jc w:val="center"/>
         <w:rPr>
-          <w:rFonts w:ascii="Tahoma" w:eastAsia="微软雅黑" w:hAnsi="Tahoma" w:hint="eastAsia"/>
-          <w:kern w:val="0"/>
-          <w:sz w:val="22"/>
-        </w:rPr>
-      </w:pPr>
-      <w:r>
-        <w:rPr>
-          <w:rFonts w:ascii="Tahoma" w:eastAsia="微软雅黑" w:hAnsi="Tahoma"/>
+          <w:rFonts w:ascii="Tahoma" w:eastAsia="微软雅黑" w:hAnsi="Tahoma"/>
+          <w:kern w:val="0"/>
+          <w:sz w:val="22"/>
+        </w:rPr>
+      </w:pPr>
+      <w:r>
+        <w:rPr>
+          <w:rFonts w:ascii="Tahoma" w:eastAsia="微软雅黑" w:hAnsi="Tahoma"/>
+          <w:noProof/>
           <w:kern w:val="0"/>
           <w:sz w:val="22"/>
         </w:rPr>
         <w:drawing>
-          <wp:inline distT="0" distB="0" distL="0" distR="0" wp14:anchorId="18C379D9" wp14:editId="1E2642AA">
-            <wp:extent cx="2125933" cy="1658123"/>
-            <wp:effectExtent l="0" t="0" r="8255" b="0"/>
+          <wp:inline distT="0" distB="0" distL="0" distR="0" wp14:anchorId="18C379D9" wp14:editId="0C72FA2F">
+            <wp:extent cx="1866900" cy="1456091"/>
+            <wp:effectExtent l="0" t="0" r="0" b="0"/>
             <wp:docPr id="391537819" name="图片 5"/>
             <wp:cNvGraphicFramePr>
               <a:graphicFrameLocks xmlns:a="http://schemas.openxmlformats.org/drawingml/2006/main" noChangeAspect="1"/>
@@ -101,7 +102,7 @@
                   <pic:spPr bwMode="auto">
                     <a:xfrm>
                       <a:off x="0" y="0"/>
-                      <a:ext cx="2137949" cy="1667495"/>
+                      <a:ext cx="1879179" cy="1465668"/>
                     </a:xfrm>
                     <a:prstGeom prst="rect">
                       <a:avLst/>
@@ -116,6 +117,22 @@
             </a:graphic>
           </wp:inline>
         </w:drawing>
+      </w:r>
+    </w:p>
+    <w:p>
+      <w:pPr>
+        <w:snapToGrid w:val="0"/>
+        <w:spacing w:after="200"/>
+        <w:rPr>
+          <w:rFonts w:ascii="Tahoma" w:eastAsia="微软雅黑" w:hAnsi="Tahoma"/>
+          <w:kern w:val="0"/>
+          <w:sz w:val="22"/>
+        </w:rPr>
+      </w:pPr>
+      <w:r>
+        <w:pict w14:anchorId="6D32DAD3">
+          <v:rect id="_x0000_i1025" style="width:0;height:1.5pt" o:hralign="center" o:hrstd="t" o:hr="t" fillcolor="#a0a0a0" stroked="f"/>
+        </w:pict>
       </w:r>
     </w:p>
     <w:tbl>
@@ -324,16 +341,13 @@
             </w:pPr>
             <w:r>
               <w:rPr>
-                <w:rFonts w:ascii="Tahoma" w:eastAsia="微软雅黑" w:hAnsi="Tahoma"/>
                 <w:noProof/>
-                <w:kern w:val="0"/>
-                <w:sz w:val="22"/>
               </w:rPr>
               <w:drawing>
-                <wp:inline distT="0" distB="0" distL="0" distR="0" wp14:anchorId="0FEF30B8" wp14:editId="662CC05C">
-                  <wp:extent cx="1196340" cy="622373"/>
-                  <wp:effectExtent l="0" t="0" r="3810" b="6350"/>
-                  <wp:docPr id="714793032" name="图片 1"/>
+                <wp:inline distT="0" distB="0" distL="0" distR="0" wp14:anchorId="44B0B924" wp14:editId="03FEA049">
+                  <wp:extent cx="1314450" cy="685800"/>
+                  <wp:effectExtent l="0" t="0" r="0" b="0"/>
+                  <wp:docPr id="953880977" name="图片 1"/>
                   <wp:cNvGraphicFramePr>
                     <a:graphicFrameLocks xmlns:a="http://schemas.openxmlformats.org/drawingml/2006/main" noChangeAspect="1"/>
                   </wp:cNvGraphicFramePr>
@@ -341,7 +355,7 @@
                     <a:graphicData uri="http://schemas.openxmlformats.org/drawingml/2006/picture">
                       <pic:pic xmlns:pic="http://schemas.openxmlformats.org/drawingml/2006/picture">
                         <pic:nvPicPr>
-                          <pic:cNvPr id="0" name="Picture 25"/>
+                          <pic:cNvPr id="0" name="Picture 2"/>
                           <pic:cNvPicPr>
                             <a:picLocks noChangeAspect="1" noChangeArrowheads="1"/>
                           </pic:cNvPicPr>
@@ -362,7 +376,7 @@
                         <pic:spPr bwMode="auto">
                           <a:xfrm>
                             <a:off x="0" y="0"/>
-                            <a:ext cx="1201304" cy="624955"/>
+                            <a:ext cx="1314450" cy="685800"/>
                           </a:xfrm>
                           <a:prstGeom prst="rect">
                             <a:avLst/>
@@ -506,7 +520,6 @@
         </w:rPr>
         <w:t>.docx</w:t>
       </w:r>
-      <w:proofErr w:type="gramStart"/>
       <w:r>
         <w:rPr>
           <w:rFonts w:ascii="Tahoma" w:eastAsia="微软雅黑" w:hAnsi="Tahoma"/>
@@ -515,7 +528,6 @@
         </w:rPr>
         <w:t>”</w:t>
       </w:r>
-      <w:proofErr w:type="gramEnd"/>
       <w:r>
         <w:rPr>
           <w:rFonts w:ascii="Tahoma" w:eastAsia="微软雅黑" w:hAnsi="Tahoma" w:hint="eastAsia"/>
@@ -2781,25 +2793,7 @@
           <w:kern w:val="0"/>
           <w:sz w:val="22"/>
         </w:rPr>
-        <w:t>移动会</w:t>
-      </w:r>
-      <w:proofErr w:type="gramStart"/>
-      <w:r>
-        <w:rPr>
-          <w:rFonts w:ascii="Tahoma" w:eastAsia="微软雅黑" w:hAnsi="Tahoma" w:hint="eastAsia"/>
-          <w:kern w:val="0"/>
-          <w:sz w:val="22"/>
-        </w:rPr>
-        <w:t>造成卡关</w:t>
-      </w:r>
-      <w:proofErr w:type="gramEnd"/>
-      <w:r>
-        <w:rPr>
-          <w:rFonts w:ascii="Tahoma" w:eastAsia="微软雅黑" w:hAnsi="Tahoma" w:hint="eastAsia"/>
-          <w:kern w:val="0"/>
-          <w:sz w:val="22"/>
-        </w:rPr>
-        <w:t>。</w:t>
+        <w:t>移动会造成卡关。</w:t>
       </w:r>
     </w:p>
     <w:p>
@@ -2937,25 +2931,7 @@
           <w:kern w:val="0"/>
           <w:sz w:val="22"/>
         </w:rPr>
-        <w:t>需要单独</w:t>
-      </w:r>
-      <w:proofErr w:type="gramStart"/>
-      <w:r>
-        <w:rPr>
-          <w:rFonts w:ascii="Tahoma" w:eastAsia="微软雅黑" w:hAnsi="Tahoma" w:hint="eastAsia"/>
-          <w:kern w:val="0"/>
-          <w:sz w:val="22"/>
-        </w:rPr>
-        <w:t>设置禁跳区域</w:t>
-      </w:r>
-      <w:proofErr w:type="gramEnd"/>
-      <w:r>
-        <w:rPr>
-          <w:rFonts w:ascii="Tahoma" w:eastAsia="微软雅黑" w:hAnsi="Tahoma" w:hint="eastAsia"/>
-          <w:kern w:val="0"/>
-          <w:sz w:val="22"/>
-        </w:rPr>
-        <w:t>。</w:t>
+        <w:t>需要单独设置禁跳区域。</w:t>
       </w:r>
     </w:p>
     <w:p>
@@ -3636,7 +3612,6 @@
         </w:rPr>
         <w:tab/>
       </w:r>
-      <w:proofErr w:type="spellStart"/>
       <w:r>
         <w:rPr>
           <w:rFonts w:ascii="Tahoma" w:eastAsia="微软雅黑" w:hAnsi="Tahoma"/>
@@ -3645,7 +3620,6 @@
         </w:rPr>
         <w:t>Drill_EventSelfSwitch</w:t>
       </w:r>
-      <w:proofErr w:type="spellEnd"/>
       <w:r>
         <w:rPr>
           <w:rFonts w:ascii="Tahoma" w:eastAsia="微软雅黑" w:hAnsi="Tahoma"/>
@@ -3728,7 +3702,6 @@
         </w:rPr>
         <w:tab/>
       </w:r>
-      <w:proofErr w:type="spellStart"/>
       <w:r>
         <w:rPr>
           <w:rFonts w:ascii="Tahoma" w:eastAsia="微软雅黑" w:hAnsi="Tahoma"/>
@@ -3737,7 +3710,6 @@
         </w:rPr>
         <w:t>Drill_EventText</w:t>
       </w:r>
-      <w:proofErr w:type="spellEnd"/>
       <w:r>
         <w:rPr>
           <w:rFonts w:ascii="Tahoma" w:eastAsia="微软雅黑" w:hAnsi="Tahoma"/>
@@ -3828,7 +3800,6 @@
         </w:rPr>
         <w:tab/>
       </w:r>
-      <w:proofErr w:type="spellStart"/>
       <w:r>
         <w:rPr>
           <w:rFonts w:ascii="Tahoma" w:eastAsia="微软雅黑" w:hAnsi="Tahoma"/>
@@ -3837,7 +3808,6 @@
         </w:rPr>
         <w:t>Drill_LayerReverseReflection</w:t>
       </w:r>
-      <w:proofErr w:type="spellEnd"/>
       <w:r>
         <w:rPr>
           <w:rFonts w:ascii="Tahoma" w:eastAsia="微软雅黑" w:hAnsi="Tahoma"/>
@@ -3870,23 +3840,13 @@
         </w:rPr>
         <w:t xml:space="preserve"> - </w:t>
       </w:r>
-      <w:proofErr w:type="gramStart"/>
-      <w:r>
-        <w:rPr>
-          <w:rFonts w:ascii="Tahoma" w:eastAsia="微软雅黑" w:hAnsi="Tahoma"/>
-          <w:kern w:val="0"/>
-          <w:sz w:val="22"/>
-        </w:rPr>
-        <w:t>图块倒影</w:t>
-      </w:r>
-      <w:proofErr w:type="gramEnd"/>
-      <w:r>
-        <w:rPr>
-          <w:rFonts w:ascii="Tahoma" w:eastAsia="微软雅黑" w:hAnsi="Tahoma"/>
-          <w:kern w:val="0"/>
-          <w:sz w:val="22"/>
-        </w:rPr>
-        <w:t>镜像</w:t>
+      <w:r>
+        <w:rPr>
+          <w:rFonts w:ascii="Tahoma" w:eastAsia="微软雅黑" w:hAnsi="Tahoma"/>
+          <w:kern w:val="0"/>
+          <w:sz w:val="22"/>
+        </w:rPr>
+        <w:t>图块倒影镜像</w:t>
       </w:r>
       <w:r>
         <w:rPr>
@@ -4059,18 +4019,8 @@
           <w:kern w:val="0"/>
           <w:sz w:val="22"/>
         </w:rPr>
-        <w:t>播放不同</w:t>
-      </w:r>
-      <w:proofErr w:type="gramStart"/>
-      <w:r>
-        <w:rPr>
-          <w:rFonts w:ascii="Tahoma" w:eastAsia="微软雅黑" w:hAnsi="Tahoma" w:hint="eastAsia"/>
-          <w:kern w:val="0"/>
-          <w:sz w:val="22"/>
-        </w:rPr>
-        <w:t>帧</w:t>
-      </w:r>
-      <w:proofErr w:type="gramEnd"/>
+        <w:t>播放不同帧</w:t>
+      </w:r>
       <w:r>
         <w:rPr>
           <w:rFonts w:ascii="Tahoma" w:eastAsia="微软雅黑" w:hAnsi="Tahoma" w:hint="eastAsia"/>
@@ -5620,25 +5570,7 @@
           <w:kern w:val="0"/>
           <w:sz w:val="22"/>
         </w:rPr>
-        <w:t>于是作者我</w:t>
-      </w:r>
-      <w:proofErr w:type="gramStart"/>
-      <w:r>
-        <w:rPr>
-          <w:rFonts w:ascii="Tahoma" w:eastAsia="微软雅黑" w:hAnsi="Tahoma" w:hint="eastAsia"/>
-          <w:kern w:val="0"/>
-          <w:sz w:val="22"/>
-        </w:rPr>
-        <w:t>尝试开坑了</w:t>
-      </w:r>
-      <w:proofErr w:type="gramEnd"/>
-      <w:r>
-        <w:rPr>
-          <w:rFonts w:ascii="Tahoma" w:eastAsia="微软雅黑" w:hAnsi="Tahoma" w:hint="eastAsia"/>
-          <w:kern w:val="0"/>
-          <w:sz w:val="22"/>
-        </w:rPr>
-        <w:t>。</w:t>
+        <w:t>于是作者我尝试开坑了。</w:t>
       </w:r>
     </w:p>
     <w:p>
@@ -5824,7 +5756,6 @@
         </w:rPr>
         <w:tab/>
       </w:r>
-      <w:proofErr w:type="spellStart"/>
       <w:r>
         <w:rPr>
           <w:rFonts w:ascii="Tahoma" w:eastAsia="微软雅黑" w:hAnsi="Tahoma"/>
@@ -5833,7 +5764,6 @@
         </w:rPr>
         <w:t>Drill_EventSelfSwitch</w:t>
       </w:r>
-      <w:proofErr w:type="spellEnd"/>
       <w:r>
         <w:rPr>
           <w:rFonts w:ascii="Tahoma" w:eastAsia="微软雅黑" w:hAnsi="Tahoma"/>
@@ -5916,7 +5846,6 @@
         </w:rPr>
         <w:tab/>
       </w:r>
-      <w:proofErr w:type="spellStart"/>
       <w:r>
         <w:rPr>
           <w:rFonts w:ascii="Tahoma" w:eastAsia="微软雅黑" w:hAnsi="Tahoma"/>
@@ -5925,7 +5854,6 @@
         </w:rPr>
         <w:t>Drill_EventText</w:t>
       </w:r>
-      <w:proofErr w:type="spellEnd"/>
       <w:r>
         <w:rPr>
           <w:rFonts w:ascii="Tahoma" w:eastAsia="微软雅黑" w:hAnsi="Tahoma"/>
@@ -6016,7 +5944,6 @@
         </w:rPr>
         <w:tab/>
       </w:r>
-      <w:proofErr w:type="spellStart"/>
       <w:r>
         <w:rPr>
           <w:rFonts w:ascii="Tahoma" w:eastAsia="微软雅黑" w:hAnsi="Tahoma"/>
@@ -6025,7 +5952,6 @@
         </w:rPr>
         <w:t>Drill_LayerReverseReflection</w:t>
       </w:r>
-      <w:proofErr w:type="spellEnd"/>
       <w:r>
         <w:rPr>
           <w:rFonts w:ascii="Tahoma" w:eastAsia="微软雅黑" w:hAnsi="Tahoma"/>
@@ -6058,23 +5984,13 @@
         </w:rPr>
         <w:t xml:space="preserve"> - </w:t>
       </w:r>
-      <w:proofErr w:type="gramStart"/>
-      <w:r>
-        <w:rPr>
-          <w:rFonts w:ascii="Tahoma" w:eastAsia="微软雅黑" w:hAnsi="Tahoma"/>
-          <w:kern w:val="0"/>
-          <w:sz w:val="22"/>
-        </w:rPr>
-        <w:t>图块倒影</w:t>
-      </w:r>
-      <w:proofErr w:type="gramEnd"/>
-      <w:r>
-        <w:rPr>
-          <w:rFonts w:ascii="Tahoma" w:eastAsia="微软雅黑" w:hAnsi="Tahoma"/>
-          <w:kern w:val="0"/>
-          <w:sz w:val="22"/>
-        </w:rPr>
-        <w:t>镜像</w:t>
+      <w:r>
+        <w:rPr>
+          <w:rFonts w:ascii="Tahoma" w:eastAsia="微软雅黑" w:hAnsi="Tahoma"/>
+          <w:kern w:val="0"/>
+          <w:sz w:val="22"/>
+        </w:rPr>
+        <w:t>图块倒影镜像</w:t>
       </w:r>
       <w:r>
         <w:rPr>
@@ -6102,7 +6018,6 @@
         </w:rPr>
         <w:tab/>
       </w:r>
-      <w:proofErr w:type="spellStart"/>
       <w:r>
         <w:rPr>
           <w:rFonts w:ascii="Tahoma" w:eastAsia="微软雅黑" w:hAnsi="Tahoma"/>
@@ -6111,7 +6026,6 @@
         </w:rPr>
         <w:t>Drill_GaugeOfBufferTimeBar</w:t>
       </w:r>
-      <w:proofErr w:type="spellEnd"/>
       <w:r>
         <w:rPr>
           <w:rFonts w:ascii="Tahoma" w:eastAsia="微软雅黑" w:hAnsi="Tahoma"/>
@@ -6416,61 +6330,25 @@
           <w:kern w:val="0"/>
           <w:sz w:val="22"/>
         </w:rPr>
-        <w:t>玩家不能直接与门</w:t>
-      </w:r>
-      <w:proofErr w:type="gramStart"/>
-      <w:r>
-        <w:rPr>
-          <w:rFonts w:ascii="Tahoma" w:eastAsia="微软雅黑" w:hAnsi="Tahoma" w:hint="eastAsia"/>
-          <w:kern w:val="0"/>
-          <w:sz w:val="22"/>
-        </w:rPr>
-        <w:t>交互来</w:t>
-      </w:r>
-      <w:proofErr w:type="gramEnd"/>
-      <w:r>
-        <w:rPr>
-          <w:rFonts w:ascii="Tahoma" w:eastAsia="微软雅黑" w:hAnsi="Tahoma" w:hint="eastAsia"/>
-          <w:kern w:val="0"/>
-          <w:sz w:val="22"/>
-        </w:rPr>
-        <w:t>开门。</w:t>
-      </w:r>
-    </w:p>
-    <w:p>
-      <w:pPr>
-        <w:snapToGrid w:val="0"/>
-        <w:rPr>
-          <w:rFonts w:ascii="Tahoma" w:eastAsia="微软雅黑" w:hAnsi="Tahoma"/>
-          <w:kern w:val="0"/>
-          <w:sz w:val="22"/>
-        </w:rPr>
-      </w:pPr>
-      <w:r>
-        <w:rPr>
-          <w:rFonts w:ascii="Tahoma" w:eastAsia="微软雅黑" w:hAnsi="Tahoma" w:hint="eastAsia"/>
-          <w:kern w:val="0"/>
-          <w:sz w:val="22"/>
-        </w:rPr>
-        <w:t>所以当</w:t>
-      </w:r>
-      <w:proofErr w:type="gramStart"/>
-      <w:r>
-        <w:rPr>
-          <w:rFonts w:ascii="Tahoma" w:eastAsia="微软雅黑" w:hAnsi="Tahoma" w:hint="eastAsia"/>
-          <w:kern w:val="0"/>
-          <w:sz w:val="22"/>
-        </w:rPr>
-        <w:t>门处于</w:t>
-      </w:r>
-      <w:proofErr w:type="gramEnd"/>
-      <w:r>
-        <w:rPr>
-          <w:rFonts w:ascii="Tahoma" w:eastAsia="微软雅黑" w:hAnsi="Tahoma" w:hint="eastAsia"/>
-          <w:kern w:val="0"/>
-          <w:sz w:val="22"/>
-        </w:rPr>
-        <w:t>关闭状态时，玩家按确定键，只会出现对话。</w:t>
+        <w:t>玩家不能直接与门交互来开门。</w:t>
+      </w:r>
+    </w:p>
+    <w:p>
+      <w:pPr>
+        <w:snapToGrid w:val="0"/>
+        <w:rPr>
+          <w:rFonts w:ascii="Tahoma" w:eastAsia="微软雅黑" w:hAnsi="Tahoma"/>
+          <w:kern w:val="0"/>
+          <w:sz w:val="22"/>
+        </w:rPr>
+      </w:pPr>
+      <w:r>
+        <w:rPr>
+          <w:rFonts w:ascii="Tahoma" w:eastAsia="微软雅黑" w:hAnsi="Tahoma" w:hint="eastAsia"/>
+          <w:kern w:val="0"/>
+          <w:sz w:val="22"/>
+        </w:rPr>
+        <w:t>所以当门处于关闭状态时，玩家按确定键，只会出现对话。</w:t>
       </w:r>
     </w:p>
     <w:p>
@@ -6880,25 +6758,7 @@
           <w:kern w:val="0"/>
           <w:sz w:val="22"/>
         </w:rPr>
-        <w:t>来播放不同</w:t>
-      </w:r>
-      <w:proofErr w:type="gramStart"/>
-      <w:r>
-        <w:rPr>
-          <w:rFonts w:ascii="Tahoma" w:eastAsia="微软雅黑" w:hAnsi="Tahoma" w:hint="eastAsia"/>
-          <w:kern w:val="0"/>
-          <w:sz w:val="22"/>
-        </w:rPr>
-        <w:t>帧</w:t>
-      </w:r>
-      <w:proofErr w:type="gramEnd"/>
-      <w:r>
-        <w:rPr>
-          <w:rFonts w:ascii="Tahoma" w:eastAsia="微软雅黑" w:hAnsi="Tahoma" w:hint="eastAsia"/>
-          <w:kern w:val="0"/>
-          <w:sz w:val="22"/>
-        </w:rPr>
-        <w:t>实现</w:t>
+        <w:t>来播放不同帧实现</w:t>
       </w:r>
       <w:r>
         <w:rPr>
@@ -7937,7 +7797,7 @@
 </file>
 
 <file path=word/endnotes.xml><?xml version="1.0" encoding="utf-8"?>
-<w:endnotes xmlns:wpc="http://schemas.microsoft.com/office/word/2010/wordprocessingCanvas" xmlns:cx="http://schemas.microsoft.com/office/drawing/2014/chartex" xmlns:cx1="http://schemas.microsoft.com/office/drawing/2015/9/8/chartex" xmlns:cx2="http://schemas.microsoft.com/office/drawing/2015/10/21/chartex" xmlns:cx3="http://schemas.microsoft.com/office/drawing/2016/5/9/chartex" xmlns:cx4="http://schemas.microsoft.com/office/drawing/2016/5/10/chartex" xmlns:cx5="http://schemas.microsoft.com/office/drawing/2016/5/11/chartex" xmlns:cx6="http://schemas.microsoft.com/office/drawing/2016/5/12/chartex" xmlns:cx7="http://schemas.microsoft.com/office/drawing/2016/5/13/chartex" xmlns:cx8="http://schemas.microsoft.com/office/drawing/2016/5/14/chartex" xmlns:mc="http://schemas.openxmlformats.org/markup-compatibility/2006" xmlns:aink="http://schemas.microsoft.com/office/drawing/2016/ink" xmlns:am3d="http://schemas.microsoft.com/office/drawing/2017/model3d" xmlns:o="urn:schemas-microsoft-com:office:office" xmlns:oel="http://schemas.microsoft.com/office/2019/extlst" xmlns:r="http://schemas.openxmlformats.org/officeDocument/2006/relationships" xmlns:m="http://schemas.openxmlformats.org/officeDocument/2006/math" xmlns:v="urn:schemas-microsoft-com:vml" xmlns:wp14="http://schemas.microsoft.com/office/word/2010/wordprocessingDrawing" xmlns:wp="http://schemas.openxmlformats.org/drawingml/2006/wordprocessingDrawing" xmlns:w10="urn:schemas-microsoft-com:office:word" xmlns:w="http://schemas.openxmlformats.org/wordprocessingml/2006/main" xmlns:w14="http://schemas.microsoft.com/office/word/2010/wordml" xmlns:w15="http://schemas.microsoft.com/office/word/2012/wordml" xmlns:w16cex="http://schemas.microsoft.com/office/word/2018/wordml/cex" xmlns:w16cid="http://schemas.microsoft.com/office/word/2016/wordml/cid" xmlns:w16="http://schemas.microsoft.com/office/word/2018/wordml" xmlns:w16du="http://schemas.microsoft.com/office/word/2023/wordml/word16du" xmlns:w16sdtdh="http://schemas.microsoft.com/office/word/2020/wordml/sdtdatahash" xmlns:w16se="http://schemas.microsoft.com/office/word/2015/wordml/symex" xmlns:wpg="http://schemas.microsoft.com/office/word/2010/wordprocessingGroup" xmlns:wpi="http://schemas.microsoft.com/office/word/2010/wordprocessingInk" xmlns:wne="http://schemas.microsoft.com/office/word/2006/wordml" xmlns:wps="http://schemas.microsoft.com/office/word/2010/wordprocessingShape" mc:Ignorable="w14 w15 w16se w16cid w16 w16cex w16sdtdh w16du wp14">
+<w:endnotes xmlns:wpc="http://schemas.microsoft.com/office/word/2010/wordprocessingCanvas" xmlns:cx="http://schemas.microsoft.com/office/drawing/2014/chartex" xmlns:cx1="http://schemas.microsoft.com/office/drawing/2015/9/8/chartex" xmlns:cx2="http://schemas.microsoft.com/office/drawing/2015/10/21/chartex" xmlns:cx3="http://schemas.microsoft.com/office/drawing/2016/5/9/chartex" xmlns:cx4="http://schemas.microsoft.com/office/drawing/2016/5/10/chartex" xmlns:cx5="http://schemas.microsoft.com/office/drawing/2016/5/11/chartex" xmlns:cx6="http://schemas.microsoft.com/office/drawing/2016/5/12/chartex" xmlns:cx7="http://schemas.microsoft.com/office/drawing/2016/5/13/chartex" xmlns:cx8="http://schemas.microsoft.com/office/drawing/2016/5/14/chartex" xmlns:mc="http://schemas.openxmlformats.org/markup-compatibility/2006" xmlns:aink="http://schemas.microsoft.com/office/drawing/2016/ink" xmlns:am3d="http://schemas.microsoft.com/office/drawing/2017/model3d" xmlns:o="urn:schemas-microsoft-com:office:office" xmlns:oel="http://schemas.microsoft.com/office/2019/extlst" xmlns:r="http://schemas.openxmlformats.org/officeDocument/2006/relationships" xmlns:m="http://schemas.openxmlformats.org/officeDocument/2006/math" xmlns:v="urn:schemas-microsoft-com:vml" xmlns:wp14="http://schemas.microsoft.com/office/word/2010/wordprocessingDrawing" xmlns:wp="http://schemas.openxmlformats.org/drawingml/2006/wordprocessingDrawing" xmlns:w10="urn:schemas-microsoft-com:office:word" xmlns:w="http://schemas.openxmlformats.org/wordprocessingml/2006/main" xmlns:w14="http://schemas.microsoft.com/office/word/2010/wordml" xmlns:w15="http://schemas.microsoft.com/office/word/2012/wordml" xmlns:w16cex="http://schemas.microsoft.com/office/word/2018/wordml/cex" xmlns:w16cid="http://schemas.microsoft.com/office/word/2016/wordml/cid" xmlns:w16="http://schemas.microsoft.com/office/word/2018/wordml" xmlns:w16du="http://schemas.microsoft.com/office/word/2023/wordml/word16du" xmlns:w16sdtdh="http://schemas.microsoft.com/office/word/2020/wordml/sdtdatahash" xmlns:w16sdtfl="http://schemas.microsoft.com/office/word/2024/wordml/sdtformatlock" xmlns:w16se="http://schemas.microsoft.com/office/word/2015/wordml/symex" xmlns:wpg="http://schemas.microsoft.com/office/word/2010/wordprocessingGroup" xmlns:wpi="http://schemas.microsoft.com/office/word/2010/wordprocessingInk" xmlns:wne="http://schemas.microsoft.com/office/word/2006/wordml" xmlns:wps="http://schemas.microsoft.com/office/word/2010/wordprocessingShape" mc:Ignorable="w14 w15 w16se w16cid w16 w16cex w16sdtdh w16sdtfl w16du wp14">
   <w:endnote w:type="separator" w:id="-1">
     <w:p>
       <w:pPr>
@@ -7966,7 +7826,7 @@
 </file>
 
 <file path=word/footnotes.xml><?xml version="1.0" encoding="utf-8"?>
-<w:footnotes xmlns:wpc="http://schemas.microsoft.com/office/word/2010/wordprocessingCanvas" xmlns:cx="http://schemas.microsoft.com/office/drawing/2014/chartex" xmlns:cx1="http://schemas.microsoft.com/office/drawing/2015/9/8/chartex" xmlns:cx2="http://schemas.microsoft.com/office/drawing/2015/10/21/chartex" xmlns:cx3="http://schemas.microsoft.com/office/drawing/2016/5/9/chartex" xmlns:cx4="http://schemas.microsoft.com/office/drawing/2016/5/10/chartex" xmlns:cx5="http://schemas.microsoft.com/office/drawing/2016/5/11/chartex" xmlns:cx6="http://schemas.microsoft.com/office/drawing/2016/5/12/chartex" xmlns:cx7="http://schemas.microsoft.com/office/drawing/2016/5/13/chartex" xmlns:cx8="http://schemas.microsoft.com/office/drawing/2016/5/14/chartex" xmlns:mc="http://schemas.openxmlformats.org/markup-compatibility/2006" xmlns:aink="http://schemas.microsoft.com/office/drawing/2016/ink" xmlns:am3d="http://schemas.microsoft.com/office/drawing/2017/model3d" xmlns:o="urn:schemas-microsoft-com:office:office" xmlns:oel="http://schemas.microsoft.com/office/2019/extlst" xmlns:r="http://schemas.openxmlformats.org/officeDocument/2006/relationships" xmlns:m="http://schemas.openxmlformats.org/officeDocument/2006/math" xmlns:v="urn:schemas-microsoft-com:vml" xmlns:wp14="http://schemas.microsoft.com/office/word/2010/wordprocessingDrawing" xmlns:wp="http://schemas.openxmlformats.org/drawingml/2006/wordprocessingDrawing" xmlns:w10="urn:schemas-microsoft-com:office:word" xmlns:w="http://schemas.openxmlformats.org/wordprocessingml/2006/main" xmlns:w14="http://schemas.microsoft.com/office/word/2010/wordml" xmlns:w15="http://schemas.microsoft.com/office/word/2012/wordml" xmlns:w16cex="http://schemas.microsoft.com/office/word/2018/wordml/cex" xmlns:w16cid="http://schemas.microsoft.com/office/word/2016/wordml/cid" xmlns:w16="http://schemas.microsoft.com/office/word/2018/wordml" xmlns:w16du="http://schemas.microsoft.com/office/word/2023/wordml/word16du" xmlns:w16sdtdh="http://schemas.microsoft.com/office/word/2020/wordml/sdtdatahash" xmlns:w16se="http://schemas.microsoft.com/office/word/2015/wordml/symex" xmlns:wpg="http://schemas.microsoft.com/office/word/2010/wordprocessingGroup" xmlns:wpi="http://schemas.microsoft.com/office/word/2010/wordprocessingInk" xmlns:wne="http://schemas.microsoft.com/office/word/2006/wordml" xmlns:wps="http://schemas.microsoft.com/office/word/2010/wordprocessingShape" mc:Ignorable="w14 w15 w16se w16cid w16 w16cex w16sdtdh w16du wp14">
+<w:footnotes xmlns:wpc="http://schemas.microsoft.com/office/word/2010/wordprocessingCanvas" xmlns:cx="http://schemas.microsoft.com/office/drawing/2014/chartex" xmlns:cx1="http://schemas.microsoft.com/office/drawing/2015/9/8/chartex" xmlns:cx2="http://schemas.microsoft.com/office/drawing/2015/10/21/chartex" xmlns:cx3="http://schemas.microsoft.com/office/drawing/2016/5/9/chartex" xmlns:cx4="http://schemas.microsoft.com/office/drawing/2016/5/10/chartex" xmlns:cx5="http://schemas.microsoft.com/office/drawing/2016/5/11/chartex" xmlns:cx6="http://schemas.microsoft.com/office/drawing/2016/5/12/chartex" xmlns:cx7="http://schemas.microsoft.com/office/drawing/2016/5/13/chartex" xmlns:cx8="http://schemas.microsoft.com/office/drawing/2016/5/14/chartex" xmlns:mc="http://schemas.openxmlformats.org/markup-compatibility/2006" xmlns:aink="http://schemas.microsoft.com/office/drawing/2016/ink" xmlns:am3d="http://schemas.microsoft.com/office/drawing/2017/model3d" xmlns:o="urn:schemas-microsoft-com:office:office" xmlns:oel="http://schemas.microsoft.com/office/2019/extlst" xmlns:r="http://schemas.openxmlformats.org/officeDocument/2006/relationships" xmlns:m="http://schemas.openxmlformats.org/officeDocument/2006/math" xmlns:v="urn:schemas-microsoft-com:vml" xmlns:wp14="http://schemas.microsoft.com/office/word/2010/wordprocessingDrawing" xmlns:wp="http://schemas.openxmlformats.org/drawingml/2006/wordprocessingDrawing" xmlns:w10="urn:schemas-microsoft-com:office:word" xmlns:w="http://schemas.openxmlformats.org/wordprocessingml/2006/main" xmlns:w14="http://schemas.microsoft.com/office/word/2010/wordml" xmlns:w15="http://schemas.microsoft.com/office/word/2012/wordml" xmlns:w16cex="http://schemas.microsoft.com/office/word/2018/wordml/cex" xmlns:w16cid="http://schemas.microsoft.com/office/word/2016/wordml/cid" xmlns:w16="http://schemas.microsoft.com/office/word/2018/wordml" xmlns:w16du="http://schemas.microsoft.com/office/word/2023/wordml/word16du" xmlns:w16sdtdh="http://schemas.microsoft.com/office/word/2020/wordml/sdtdatahash" xmlns:w16sdtfl="http://schemas.microsoft.com/office/word/2024/wordml/sdtformatlock" xmlns:w16se="http://schemas.microsoft.com/office/word/2015/wordml/symex" xmlns:wpg="http://schemas.microsoft.com/office/word/2010/wordprocessingGroup" xmlns:wpi="http://schemas.microsoft.com/office/word/2010/wordprocessingInk" xmlns:wne="http://schemas.microsoft.com/office/word/2006/wordml" xmlns:wps="http://schemas.microsoft.com/office/word/2010/wordprocessingShape" mc:Ignorable="w14 w15 w16se w16cid w16 w16cex w16sdtdh w16sdtfl w16du wp14">
   <w:footnote w:type="separator" w:id="-1">
     <w:p>
       <w:pPr>
@@ -7995,7 +7855,7 @@
 </file>
 
 <file path=word/header1.xml><?xml version="1.0" encoding="utf-8"?>
-<w:hdr xmlns:wpc="http://schemas.microsoft.com/office/word/2010/wordprocessingCanvas" xmlns:cx="http://schemas.microsoft.com/office/drawing/2014/chartex" xmlns:cx1="http://schemas.microsoft.com/office/drawing/2015/9/8/chartex" xmlns:cx2="http://schemas.microsoft.com/office/drawing/2015/10/21/chartex" xmlns:cx3="http://schemas.microsoft.com/office/drawing/2016/5/9/chartex" xmlns:cx4="http://schemas.microsoft.com/office/drawing/2016/5/10/chartex" xmlns:cx5="http://schemas.microsoft.com/office/drawing/2016/5/11/chartex" xmlns:cx6="http://schemas.microsoft.com/office/drawing/2016/5/12/chartex" xmlns:cx7="http://schemas.microsoft.com/office/drawing/2016/5/13/chartex" xmlns:cx8="http://schemas.microsoft.com/office/drawing/2016/5/14/chartex" xmlns:mc="http://schemas.openxmlformats.org/markup-compatibility/2006" xmlns:aink="http://schemas.microsoft.com/office/drawing/2016/ink" xmlns:am3d="http://schemas.microsoft.com/office/drawing/2017/model3d" xmlns:o="urn:schemas-microsoft-com:office:office" xmlns:oel="http://schemas.microsoft.com/office/2019/extlst" xmlns:r="http://schemas.openxmlformats.org/officeDocument/2006/relationships" xmlns:m="http://schemas.openxmlformats.org/officeDocument/2006/math" xmlns:v="urn:schemas-microsoft-com:vml" xmlns:wp14="http://schemas.microsoft.com/office/word/2010/wordprocessingDrawing" xmlns:wp="http://schemas.openxmlformats.org/drawingml/2006/wordprocessingDrawing" xmlns:w10="urn:schemas-microsoft-com:office:word" xmlns:w="http://schemas.openxmlformats.org/wordprocessingml/2006/main" xmlns:w14="http://schemas.microsoft.com/office/word/2010/wordml" xmlns:w15="http://schemas.microsoft.com/office/word/2012/wordml" xmlns:w16cex="http://schemas.microsoft.com/office/word/2018/wordml/cex" xmlns:w16cid="http://schemas.microsoft.com/office/word/2016/wordml/cid" xmlns:w16="http://schemas.microsoft.com/office/word/2018/wordml" xmlns:w16du="http://schemas.microsoft.com/office/word/2023/wordml/word16du" xmlns:w16sdtdh="http://schemas.microsoft.com/office/word/2020/wordml/sdtdatahash" xmlns:w16se="http://schemas.microsoft.com/office/word/2015/wordml/symex" xmlns:wpg="http://schemas.microsoft.com/office/word/2010/wordprocessingGroup" xmlns:wpi="http://schemas.microsoft.com/office/word/2010/wordprocessingInk" xmlns:wne="http://schemas.microsoft.com/office/word/2006/wordml" xmlns:wps="http://schemas.microsoft.com/office/word/2010/wordprocessingShape" mc:Ignorable="w14 w15 w16se w16cid w16 w16cex w16sdtdh w16du wp14">
+<w:hdr xmlns:wpc="http://schemas.microsoft.com/office/word/2010/wordprocessingCanvas" xmlns:cx="http://schemas.microsoft.com/office/drawing/2014/chartex" xmlns:cx1="http://schemas.microsoft.com/office/drawing/2015/9/8/chartex" xmlns:cx2="http://schemas.microsoft.com/office/drawing/2015/10/21/chartex" xmlns:cx3="http://schemas.microsoft.com/office/drawing/2016/5/9/chartex" xmlns:cx4="http://schemas.microsoft.com/office/drawing/2016/5/10/chartex" xmlns:cx5="http://schemas.microsoft.com/office/drawing/2016/5/11/chartex" xmlns:cx6="http://schemas.microsoft.com/office/drawing/2016/5/12/chartex" xmlns:cx7="http://schemas.microsoft.com/office/drawing/2016/5/13/chartex" xmlns:cx8="http://schemas.microsoft.com/office/drawing/2016/5/14/chartex" xmlns:mc="http://schemas.openxmlformats.org/markup-compatibility/2006" xmlns:aink="http://schemas.microsoft.com/office/drawing/2016/ink" xmlns:am3d="http://schemas.microsoft.com/office/drawing/2017/model3d" xmlns:o="urn:schemas-microsoft-com:office:office" xmlns:oel="http://schemas.microsoft.com/office/2019/extlst" xmlns:r="http://schemas.openxmlformats.org/officeDocument/2006/relationships" xmlns:m="http://schemas.openxmlformats.org/officeDocument/2006/math" xmlns:v="urn:schemas-microsoft-com:vml" xmlns:wp14="http://schemas.microsoft.com/office/word/2010/wordprocessingDrawing" xmlns:wp="http://schemas.openxmlformats.org/drawingml/2006/wordprocessingDrawing" xmlns:w10="urn:schemas-microsoft-com:office:word" xmlns:w="http://schemas.openxmlformats.org/wordprocessingml/2006/main" xmlns:w14="http://schemas.microsoft.com/office/word/2010/wordml" xmlns:w15="http://schemas.microsoft.com/office/word/2012/wordml" xmlns:w16cex="http://schemas.microsoft.com/office/word/2018/wordml/cex" xmlns:w16cid="http://schemas.microsoft.com/office/word/2016/wordml/cid" xmlns:w16="http://schemas.microsoft.com/office/word/2018/wordml" xmlns:w16du="http://schemas.microsoft.com/office/word/2023/wordml/word16du" xmlns:w16sdtdh="http://schemas.microsoft.com/office/word/2020/wordml/sdtdatahash" xmlns:w16sdtfl="http://schemas.microsoft.com/office/word/2024/wordml/sdtformatlock" xmlns:w16se="http://schemas.microsoft.com/office/word/2015/wordml/symex" xmlns:wpg="http://schemas.microsoft.com/office/word/2010/wordprocessingGroup" xmlns:wpi="http://schemas.microsoft.com/office/word/2010/wordprocessingInk" xmlns:wne="http://schemas.microsoft.com/office/word/2006/wordml" xmlns:wps="http://schemas.microsoft.com/office/word/2010/wordprocessingShape" mc:Ignorable="w14 w15 w16se w16cid w16 w16cex w16sdtdh w16sdtfl w16du wp14">
   <w:p>
     <w:pPr>
       <w:jc w:val="center"/>
@@ -8093,7 +7953,6 @@
       </w:rPr>
       <w:t xml:space="preserve">   </w:t>
     </w:r>
-    <w:proofErr w:type="spellStart"/>
     <w:r>
       <w:rPr>
         <w:rFonts w:ascii="微软雅黑" w:eastAsia="微软雅黑" w:hAnsi="微软雅黑"/>
@@ -8101,13 +7960,12 @@
       </w:rPr>
       <w:t>drill_up</w:t>
     </w:r>
-    <w:proofErr w:type="spellEnd"/>
   </w:p>
 </w:hdr>
 </file>
 
 <file path=word/styles.xml><?xml version="1.0" encoding="utf-8"?>
-<w:styles xmlns:mc="http://schemas.openxmlformats.org/markup-compatibility/2006" xmlns:r="http://schemas.openxmlformats.org/officeDocument/2006/relationships" xmlns:w="http://schemas.openxmlformats.org/wordprocessingml/2006/main" xmlns:w14="http://schemas.microsoft.com/office/word/2010/wordml" xmlns:w15="http://schemas.microsoft.com/office/word/2012/wordml" xmlns:w16cex="http://schemas.microsoft.com/office/word/2018/wordml/cex" xmlns:w16cid="http://schemas.microsoft.com/office/word/2016/wordml/cid" xmlns:w16="http://schemas.microsoft.com/office/word/2018/wordml" xmlns:w16du="http://schemas.microsoft.com/office/word/2023/wordml/word16du" xmlns:w16sdtdh="http://schemas.microsoft.com/office/word/2020/wordml/sdtdatahash" xmlns:w16se="http://schemas.microsoft.com/office/word/2015/wordml/symex" mc:Ignorable="w14 w15 w16se w16cid w16 w16cex w16sdtdh w16du">
+<w:styles xmlns:mc="http://schemas.openxmlformats.org/markup-compatibility/2006" xmlns:r="http://schemas.openxmlformats.org/officeDocument/2006/relationships" xmlns:w="http://schemas.openxmlformats.org/wordprocessingml/2006/main" xmlns:w14="http://schemas.microsoft.com/office/word/2010/wordml" xmlns:w15="http://schemas.microsoft.com/office/word/2012/wordml" xmlns:w16cex="http://schemas.microsoft.com/office/word/2018/wordml/cex" xmlns:w16cid="http://schemas.microsoft.com/office/word/2016/wordml/cid" xmlns:w16="http://schemas.microsoft.com/office/word/2018/wordml" xmlns:w16du="http://schemas.microsoft.com/office/word/2023/wordml/word16du" xmlns:w16sdtdh="http://schemas.microsoft.com/office/word/2020/wordml/sdtdatahash" xmlns:w16sdtfl="http://schemas.microsoft.com/office/word/2024/wordml/sdtformatlock" xmlns:w16se="http://schemas.microsoft.com/office/word/2015/wordml/symex" mc:Ignorable="w14 w15 w16se w16cid w16 w16cex w16sdtdh w16sdtfl w16du">
   <w:docDefaults>
     <w:rPrDefault>
       <w:rPr>

--- a/插件详细手册/9.物体触发/物体设计-门的制作.docx
+++ b/插件详细手册/9.物体触发/物体设计-门的制作.docx
@@ -13,7 +13,19 @@
         <w:rPr>
           <w:rFonts w:hint="eastAsia"/>
         </w:rPr>
+        <w:t>===</w:t>
+      </w:r>
+      <w:r>
+        <w:rPr>
+          <w:rFonts w:hint="eastAsia"/>
+        </w:rPr>
         <w:t>概述</w:t>
+      </w:r>
+      <w:r>
+        <w:rPr>
+          <w:rFonts w:hint="eastAsia"/>
+        </w:rPr>
+        <w:t>===</w:t>
       </w:r>
     </w:p>
     <w:p>
@@ -32,7 +44,7 @@
           <w:sz w:val="28"/>
           <w:szCs w:val="28"/>
         </w:rPr>
-        <w:t>基础要求</w:t>
+        <w:t>示例图</w:t>
       </w:r>
     </w:p>
     <w:p>
@@ -121,18 +133,38 @@
     </w:p>
     <w:p>
       <w:pPr>
-        <w:snapToGrid w:val="0"/>
-        <w:spacing w:after="200"/>
-        <w:rPr>
-          <w:rFonts w:ascii="Tahoma" w:eastAsia="微软雅黑" w:hAnsi="Tahoma"/>
-          <w:kern w:val="0"/>
-          <w:sz w:val="22"/>
-        </w:rPr>
-      </w:pPr>
-      <w:r>
-        <w:pict w14:anchorId="6D32DAD3">
-          <v:rect id="_x0000_i1025" style="width:0;height:1.5pt" o:hralign="center" o:hrstd="t" o:hr="t" fillcolor="#a0a0a0" stroked="f"/>
-        </w:pict>
+        <w:rPr>
+          <w:rFonts w:ascii="Tahoma" w:eastAsia="微软雅黑" w:hAnsi="Tahoma"/>
+          <w:kern w:val="0"/>
+          <w:sz w:val="22"/>
+        </w:rPr>
+      </w:pPr>
+    </w:p>
+    <w:p>
+      <w:pPr>
+        <w:rPr>
+          <w:rFonts w:ascii="Tahoma" w:eastAsia="微软雅黑" w:hAnsi="Tahoma" w:hint="eastAsia"/>
+          <w:kern w:val="0"/>
+          <w:sz w:val="22"/>
+        </w:rPr>
+      </w:pPr>
+    </w:p>
+    <w:p>
+      <w:pPr>
+        <w:pStyle w:val="3"/>
+        <w:spacing w:before="120" w:after="120" w:line="415" w:lineRule="auto"/>
+        <w:rPr>
+          <w:sz w:val="28"/>
+          <w:szCs w:val="28"/>
+        </w:rPr>
+      </w:pPr>
+      <w:r>
+        <w:rPr>
+          <w:rFonts w:hint="eastAsia"/>
+          <w:sz w:val="28"/>
+          <w:szCs w:val="28"/>
+        </w:rPr>
+        <w:t>基础要求</w:t>
       </w:r>
     </w:p>
     <w:tbl>
@@ -520,6 +552,7 @@
         </w:rPr>
         <w:t>.docx</w:t>
       </w:r>
+      <w:proofErr w:type="gramStart"/>
       <w:r>
         <w:rPr>
           <w:rFonts w:ascii="Tahoma" w:eastAsia="微软雅黑" w:hAnsi="Tahoma"/>
@@ -528,6 +561,7 @@
         </w:rPr>
         <w:t>”</w:t>
       </w:r>
+      <w:proofErr w:type="gramEnd"/>
       <w:r>
         <w:rPr>
           <w:rFonts w:ascii="Tahoma" w:eastAsia="微软雅黑" w:hAnsi="Tahoma" w:hint="eastAsia"/>
@@ -637,6 +671,33 @@
       </w:pPr>
       <w:r>
         <w:br w:type="page"/>
+      </w:r>
+    </w:p>
+    <w:p>
+      <w:pPr>
+        <w:pStyle w:val="2"/>
+        <w:rPr>
+          <w:rFonts w:hint="eastAsia"/>
+        </w:rPr>
+      </w:pPr>
+      <w:r>
+        <w:rPr>
+          <w:rFonts w:hint="eastAsia"/>
+        </w:rPr>
+        <w:lastRenderedPageBreak/>
+        <w:t>===</w:t>
+      </w:r>
+      <w:r>
+        <w:rPr>
+          <w:rFonts w:hint="eastAsia"/>
+        </w:rPr>
+        <w:t>门</w:t>
+      </w:r>
+      <w:r>
+        <w:rPr>
+          <w:rFonts w:hint="eastAsia"/>
+        </w:rPr>
+        <w:t>的制作 - 实现===</w:t>
       </w:r>
     </w:p>
     <w:p>
@@ -655,7 +716,6 @@
           <w:sz w:val="28"/>
           <w:szCs w:val="28"/>
         </w:rPr>
-        <w:lastRenderedPageBreak/>
         <w:t>基础</w:t>
       </w:r>
       <w:r>
@@ -1020,48 +1080,80 @@
     </w:p>
     <w:p>
       <w:pPr>
+        <w:pStyle w:val="4"/>
+      </w:pPr>
+      <w:r>
+        <w:t>1</w:t>
+      </w:r>
+      <w:r>
+        <w:rPr>
+          <w:rFonts w:hint="eastAsia"/>
+        </w:rPr>
+        <w:t>）地图事件</w:t>
+      </w:r>
+    </w:p>
+    <w:p>
+      <w:pPr>
         <w:widowControl/>
         <w:adjustRightInd w:val="0"/>
         <w:snapToGrid w:val="0"/>
-        <w:spacing w:after="200"/>
         <w:jc w:val="left"/>
         <w:rPr>
           <w:rFonts w:ascii="Tahoma" w:eastAsia="微软雅黑" w:hAnsi="Tahoma"/>
-          <w:b/>
-          <w:bCs/>
-          <w:kern w:val="0"/>
-          <w:sz w:val="22"/>
-        </w:rPr>
-      </w:pPr>
-      <w:r>
-        <w:rPr>
-          <w:rFonts w:ascii="Tahoma" w:eastAsia="微软雅黑" w:hAnsi="Tahoma"/>
-          <w:b/>
-          <w:bCs/>
-          <w:kern w:val="0"/>
-          <w:sz w:val="22"/>
-        </w:rPr>
-        <w:t>1</w:t>
-      </w:r>
-      <w:r>
-        <w:rPr>
-          <w:rFonts w:ascii="Tahoma" w:eastAsia="微软雅黑" w:hAnsi="Tahoma" w:hint="eastAsia"/>
-          <w:b/>
-          <w:bCs/>
-          <w:kern w:val="0"/>
-          <w:sz w:val="22"/>
-        </w:rPr>
-        <w:t>）</w:t>
-      </w:r>
-      <w:r>
-        <w:rPr>
-          <w:rFonts w:ascii="Tahoma" w:eastAsia="微软雅黑" w:hAnsi="Tahoma" w:hint="eastAsia"/>
-          <w:b/>
-          <w:bCs/>
-          <w:kern w:val="0"/>
-          <w:sz w:val="22"/>
-        </w:rPr>
-        <w:t>地图事件</w:t>
+          <w:kern w:val="0"/>
+          <w:sz w:val="22"/>
+        </w:rPr>
+      </w:pPr>
+      <w:r>
+        <w:rPr>
+          <w:rFonts w:ascii="Tahoma" w:eastAsia="微软雅黑" w:hAnsi="Tahoma" w:hint="eastAsia"/>
+          <w:kern w:val="0"/>
+          <w:sz w:val="22"/>
+        </w:rPr>
+        <w:t>需要留意</w:t>
+      </w:r>
+      <w:r>
+        <w:rPr>
+          <w:rFonts w:ascii="Tahoma" w:eastAsia="微软雅黑" w:hAnsi="Tahoma" w:hint="eastAsia"/>
+          <w:kern w:val="0"/>
+          <w:sz w:val="22"/>
+        </w:rPr>
+        <w:t xml:space="preserve"> </w:t>
+      </w:r>
+      <w:r>
+        <w:rPr>
+          <w:rFonts w:ascii="Tahoma" w:eastAsia="微软雅黑" w:hAnsi="Tahoma" w:hint="eastAsia"/>
+          <w:color w:val="00B050"/>
+          <w:kern w:val="0"/>
+          <w:sz w:val="22"/>
+        </w:rPr>
+        <w:t>机关解谜</w:t>
+      </w:r>
+      <w:r>
+        <w:rPr>
+          <w:rFonts w:ascii="Tahoma" w:eastAsia="微软雅黑" w:hAnsi="Tahoma" w:hint="eastAsia"/>
+          <w:color w:val="00B050"/>
+          <w:kern w:val="0"/>
+          <w:sz w:val="22"/>
+        </w:rPr>
+        <w:t>管理层</w:t>
+      </w:r>
+      <w:r>
+        <w:rPr>
+          <w:rFonts w:ascii="Tahoma" w:eastAsia="微软雅黑" w:hAnsi="Tahoma" w:hint="eastAsia"/>
+          <w:color w:val="00B050"/>
+          <w:kern w:val="0"/>
+          <w:sz w:val="22"/>
+        </w:rPr>
+        <w:t xml:space="preserve"> </w:t>
+      </w:r>
+      <w:r>
+        <w:rPr>
+          <w:rFonts w:ascii="Tahoma" w:eastAsia="微软雅黑" w:hAnsi="Tahoma" w:hint="eastAsia"/>
+          <w:kern w:val="0"/>
+          <w:sz w:val="22"/>
+        </w:rPr>
+        <w:t>中的门事件。</w:t>
       </w:r>
     </w:p>
     <w:p>
@@ -1069,86 +1161,6 @@
         <w:widowControl/>
         <w:adjustRightInd w:val="0"/>
         <w:snapToGrid w:val="0"/>
-        <w:jc w:val="left"/>
-        <w:rPr>
-          <w:rFonts w:ascii="Tahoma" w:eastAsia="微软雅黑" w:hAnsi="Tahoma"/>
-          <w:kern w:val="0"/>
-          <w:sz w:val="22"/>
-        </w:rPr>
-      </w:pPr>
-      <w:r>
-        <w:rPr>
-          <w:rFonts w:ascii="Tahoma" w:eastAsia="微软雅黑" w:hAnsi="Tahoma" w:hint="eastAsia"/>
-          <w:kern w:val="0"/>
-          <w:sz w:val="22"/>
-        </w:rPr>
-        <w:t>需要留意</w:t>
-      </w:r>
-      <w:r>
-        <w:rPr>
-          <w:rFonts w:ascii="Tahoma" w:eastAsia="微软雅黑" w:hAnsi="Tahoma" w:hint="eastAsia"/>
-          <w:kern w:val="0"/>
-          <w:sz w:val="22"/>
-        </w:rPr>
-        <w:t xml:space="preserve"> </w:t>
-      </w:r>
-      <w:r>
-        <w:rPr>
-          <w:rFonts w:ascii="Tahoma" w:eastAsia="微软雅黑" w:hAnsi="Tahoma" w:hint="eastAsia"/>
-          <w:color w:val="00B050"/>
-          <w:kern w:val="0"/>
-          <w:sz w:val="22"/>
-        </w:rPr>
-        <w:t>机关解谜</w:t>
-      </w:r>
-      <w:r>
-        <w:rPr>
-          <w:rFonts w:ascii="Tahoma" w:eastAsia="微软雅黑" w:hAnsi="Tahoma" w:hint="eastAsia"/>
-          <w:color w:val="00B050"/>
-          <w:kern w:val="0"/>
-          <w:sz w:val="22"/>
-        </w:rPr>
-        <w:t>管理层</w:t>
-      </w:r>
-      <w:r>
-        <w:rPr>
-          <w:rFonts w:ascii="Tahoma" w:eastAsia="微软雅黑" w:hAnsi="Tahoma" w:hint="eastAsia"/>
-          <w:color w:val="00B050"/>
-          <w:kern w:val="0"/>
-          <w:sz w:val="22"/>
-        </w:rPr>
-        <w:t xml:space="preserve"> </w:t>
-      </w:r>
-      <w:r>
-        <w:rPr>
-          <w:rFonts w:ascii="Tahoma" w:eastAsia="微软雅黑" w:hAnsi="Tahoma" w:hint="eastAsia"/>
-          <w:kern w:val="0"/>
-          <w:sz w:val="22"/>
-        </w:rPr>
-        <w:t>中的</w:t>
-      </w:r>
-      <w:r>
-        <w:rPr>
-          <w:rFonts w:ascii="Tahoma" w:eastAsia="微软雅黑" w:hAnsi="Tahoma" w:hint="eastAsia"/>
-          <w:kern w:val="0"/>
-          <w:sz w:val="22"/>
-        </w:rPr>
-        <w:t>门事件</w:t>
-      </w:r>
-      <w:r>
-        <w:rPr>
-          <w:rFonts w:ascii="Tahoma" w:eastAsia="微软雅黑" w:hAnsi="Tahoma" w:hint="eastAsia"/>
-          <w:kern w:val="0"/>
-          <w:sz w:val="22"/>
-        </w:rPr>
-        <w:t>。</w:t>
-      </w:r>
-    </w:p>
-    <w:p>
-      <w:pPr>
-        <w:widowControl/>
-        <w:adjustRightInd w:val="0"/>
-        <w:snapToGrid w:val="0"/>
         <w:jc w:val="center"/>
         <w:rPr>
           <w:rFonts w:ascii="宋体" w:eastAsia="宋体" w:hAnsi="宋体" w:cs="宋体" w:hint="eastAsia"/>
@@ -1166,7 +1178,7 @@
           <w:szCs w:val="24"/>
         </w:rPr>
         <w:drawing>
-          <wp:inline distT="0" distB="0" distL="0" distR="0" wp14:anchorId="16483B96" wp14:editId="6F8CB076">
+          <wp:inline distT="0" distB="0" distL="0" distR="0" wp14:anchorId="5E06330B" wp14:editId="2EE10543">
             <wp:extent cx="2926080" cy="1631164"/>
             <wp:effectExtent l="0" t="0" r="7620" b="7620"/>
             <wp:docPr id="16538227" name="图片 1"/>
@@ -1217,46 +1229,79 @@
     </w:p>
     <w:p>
       <w:pPr>
+        <w:pStyle w:val="4"/>
+      </w:pPr>
+      <w:r>
+        <w:t>2</w:t>
+      </w:r>
+      <w:r>
+        <w:rPr>
+          <w:rFonts w:hint="eastAsia"/>
+        </w:rPr>
+        <w:t>）开关触发介绍</w:t>
+      </w:r>
+    </w:p>
+    <w:p>
+      <w:pPr>
         <w:widowControl/>
         <w:adjustRightInd w:val="0"/>
+        <w:snapToGrid w:val="0"/>
         <w:jc w:val="left"/>
         <w:rPr>
           <w:rFonts w:ascii="Tahoma" w:eastAsia="微软雅黑" w:hAnsi="Tahoma"/>
-          <w:b/>
-          <w:bCs/>
-          <w:kern w:val="0"/>
-          <w:sz w:val="22"/>
-        </w:rPr>
-      </w:pPr>
-      <w:r>
-        <w:rPr>
-          <w:rFonts w:ascii="Tahoma" w:eastAsia="微软雅黑" w:hAnsi="Tahoma"/>
-          <w:b/>
-          <w:bCs/>
-          <w:kern w:val="0"/>
-          <w:sz w:val="22"/>
-        </w:rPr>
-        <w:t>2</w:t>
-      </w:r>
-      <w:r>
-        <w:rPr>
-          <w:rFonts w:ascii="Tahoma" w:eastAsia="微软雅黑" w:hAnsi="Tahoma" w:hint="eastAsia"/>
-          <w:b/>
-          <w:bCs/>
-          <w:kern w:val="0"/>
-          <w:sz w:val="22"/>
-        </w:rPr>
-        <w:t>）</w:t>
-      </w:r>
-      <w:r>
-        <w:rPr>
-          <w:rFonts w:ascii="Tahoma" w:eastAsia="微软雅黑" w:hAnsi="Tahoma" w:hint="eastAsia"/>
-          <w:b/>
-          <w:bCs/>
-          <w:kern w:val="0"/>
-          <w:sz w:val="22"/>
-        </w:rPr>
-        <w:t>开关触发介绍</w:t>
+          <w:kern w:val="0"/>
+          <w:sz w:val="22"/>
+        </w:rPr>
+      </w:pPr>
+      <w:r>
+        <w:rPr>
+          <w:rFonts w:ascii="Tahoma" w:eastAsia="微软雅黑" w:hAnsi="Tahoma" w:hint="eastAsia"/>
+          <w:kern w:val="0"/>
+          <w:sz w:val="22"/>
+        </w:rPr>
+        <w:t>留意</w:t>
+      </w:r>
+      <w:r>
+        <w:rPr>
+          <w:rFonts w:ascii="Tahoma" w:eastAsia="微软雅黑" w:hAnsi="Tahoma" w:hint="eastAsia"/>
+          <w:kern w:val="0"/>
+          <w:sz w:val="22"/>
+        </w:rPr>
+        <w:t xml:space="preserve"> </w:t>
+      </w:r>
+      <w:r>
+        <w:rPr>
+          <w:rFonts w:ascii="Tahoma" w:eastAsia="微软雅黑" w:hAnsi="Tahoma" w:hint="eastAsia"/>
+          <w:color w:val="00B050"/>
+          <w:kern w:val="0"/>
+          <w:sz w:val="22"/>
+        </w:rPr>
+        <w:t>机关</w:t>
+      </w:r>
+      <w:r>
+        <w:rPr>
+          <w:rFonts w:ascii="Tahoma" w:eastAsia="微软雅黑" w:hAnsi="Tahoma" w:hint="eastAsia"/>
+          <w:color w:val="00B050"/>
+          <w:kern w:val="0"/>
+          <w:sz w:val="22"/>
+        </w:rPr>
+        <w:t>管理层</w:t>
+      </w:r>
+      <w:r>
+        <w:rPr>
+          <w:rFonts w:ascii="Tahoma" w:eastAsia="微软雅黑" w:hAnsi="Tahoma" w:hint="eastAsia"/>
+          <w:kern w:val="0"/>
+          <w:sz w:val="22"/>
+        </w:rPr>
+        <w:t xml:space="preserve"> </w:t>
+      </w:r>
+      <w:r>
+        <w:rPr>
+          <w:rFonts w:ascii="Tahoma" w:eastAsia="微软雅黑" w:hAnsi="Tahoma" w:hint="eastAsia"/>
+          <w:kern w:val="0"/>
+          <w:sz w:val="22"/>
+        </w:rPr>
+        <w:t>的复合传感器（计数开关、序列开关等），</w:t>
       </w:r>
     </w:p>
     <w:p>
@@ -1277,7 +1322,7 @@
           <w:kern w:val="0"/>
           <w:sz w:val="22"/>
         </w:rPr>
-        <w:t>留意</w:t>
+        <w:t>这些是</w:t>
       </w:r>
       <w:r>
         <w:rPr>
@@ -1290,20 +1335,10 @@
       <w:r>
         <w:rPr>
           <w:rFonts w:ascii="Tahoma" w:eastAsia="微软雅黑" w:hAnsi="Tahoma" w:hint="eastAsia"/>
-          <w:color w:val="00B050"/>
-          <w:kern w:val="0"/>
-          <w:sz w:val="22"/>
-        </w:rPr>
-        <w:t>机关</w:t>
-      </w:r>
-      <w:r>
-        <w:rPr>
-          <w:rFonts w:ascii="Tahoma" w:eastAsia="微软雅黑" w:hAnsi="Tahoma" w:hint="eastAsia"/>
-          <w:color w:val="00B050"/>
-          <w:kern w:val="0"/>
-          <w:sz w:val="22"/>
-        </w:rPr>
-        <w:t>管理层</w:t>
+          <w:kern w:val="0"/>
+          <w:sz w:val="22"/>
+        </w:rPr>
+        <w:t>连接多个开关</w:t>
       </w:r>
       <w:r>
         <w:rPr>
@@ -1319,39 +1354,23 @@
           <w:kern w:val="0"/>
           <w:sz w:val="22"/>
         </w:rPr>
-        <w:t>的</w:t>
-      </w:r>
-      <w:r>
-        <w:rPr>
-          <w:rFonts w:ascii="Tahoma" w:eastAsia="微软雅黑" w:hAnsi="Tahoma" w:hint="eastAsia"/>
-          <w:kern w:val="0"/>
-          <w:sz w:val="22"/>
-        </w:rPr>
-        <w:t>复合传感器（计数开关、序列开关</w:t>
-      </w:r>
-      <w:r>
-        <w:rPr>
-          <w:rFonts w:ascii="Tahoma" w:eastAsia="微软雅黑" w:hAnsi="Tahoma" w:hint="eastAsia"/>
-          <w:kern w:val="0"/>
-          <w:sz w:val="22"/>
-        </w:rPr>
-        <w:t>等</w:t>
-      </w:r>
-      <w:r>
-        <w:rPr>
-          <w:rFonts w:ascii="Tahoma" w:eastAsia="微软雅黑" w:hAnsi="Tahoma" w:hint="eastAsia"/>
-          <w:kern w:val="0"/>
-          <w:sz w:val="22"/>
-        </w:rPr>
-        <w:t>）</w:t>
-      </w:r>
-      <w:r>
-        <w:rPr>
-          <w:rFonts w:ascii="Tahoma" w:eastAsia="微软雅黑" w:hAnsi="Tahoma" w:hint="eastAsia"/>
-          <w:kern w:val="0"/>
-          <w:sz w:val="22"/>
-        </w:rPr>
-        <w:t>，</w:t>
+        <w:t>的基础功能，连接多个开关最终都会作用到</w:t>
+      </w:r>
+      <w:r>
+        <w:rPr>
+          <w:rFonts w:ascii="Tahoma" w:eastAsia="微软雅黑" w:hAnsi="Tahoma" w:hint="eastAsia"/>
+          <w:kern w:val="0"/>
+          <w:sz w:val="22"/>
+        </w:rPr>
+        <w:t xml:space="preserve"> </w:t>
+      </w:r>
+      <w:r>
+        <w:rPr>
+          <w:rFonts w:ascii="Tahoma" w:eastAsia="微软雅黑" w:hAnsi="Tahoma" w:hint="eastAsia"/>
+          <w:kern w:val="0"/>
+          <w:sz w:val="22"/>
+        </w:rPr>
+        <w:t>门事件。</w:t>
       </w:r>
     </w:p>
     <w:p>
@@ -1359,99 +1378,6 @@
         <w:widowControl/>
         <w:adjustRightInd w:val="0"/>
         <w:snapToGrid w:val="0"/>
-        <w:jc w:val="left"/>
-        <w:rPr>
-          <w:rFonts w:ascii="Tahoma" w:eastAsia="微软雅黑" w:hAnsi="Tahoma"/>
-          <w:kern w:val="0"/>
-          <w:sz w:val="22"/>
-        </w:rPr>
-      </w:pPr>
-      <w:r>
-        <w:rPr>
-          <w:rFonts w:ascii="Tahoma" w:eastAsia="微软雅黑" w:hAnsi="Tahoma" w:hint="eastAsia"/>
-          <w:kern w:val="0"/>
-          <w:sz w:val="22"/>
-        </w:rPr>
-        <w:t>这些是</w:t>
-      </w:r>
-      <w:r>
-        <w:rPr>
-          <w:rFonts w:ascii="Tahoma" w:eastAsia="微软雅黑" w:hAnsi="Tahoma" w:hint="eastAsia"/>
-          <w:kern w:val="0"/>
-          <w:sz w:val="22"/>
-        </w:rPr>
-        <w:t xml:space="preserve"> </w:t>
-      </w:r>
-      <w:r>
-        <w:rPr>
-          <w:rFonts w:ascii="Tahoma" w:eastAsia="微软雅黑" w:hAnsi="Tahoma" w:hint="eastAsia"/>
-          <w:kern w:val="0"/>
-          <w:sz w:val="22"/>
-        </w:rPr>
-        <w:t>连接多个开关</w:t>
-      </w:r>
-      <w:r>
-        <w:rPr>
-          <w:rFonts w:ascii="Tahoma" w:eastAsia="微软雅黑" w:hAnsi="Tahoma" w:hint="eastAsia"/>
-          <w:kern w:val="0"/>
-          <w:sz w:val="22"/>
-        </w:rPr>
-        <w:t xml:space="preserve"> </w:t>
-      </w:r>
-      <w:r>
-        <w:rPr>
-          <w:rFonts w:ascii="Tahoma" w:eastAsia="微软雅黑" w:hAnsi="Tahoma" w:hint="eastAsia"/>
-          <w:kern w:val="0"/>
-          <w:sz w:val="22"/>
-        </w:rPr>
-        <w:t>的基础</w:t>
-      </w:r>
-      <w:r>
-        <w:rPr>
-          <w:rFonts w:ascii="Tahoma" w:eastAsia="微软雅黑" w:hAnsi="Tahoma" w:hint="eastAsia"/>
-          <w:kern w:val="0"/>
-          <w:sz w:val="22"/>
-        </w:rPr>
-        <w:t>功能</w:t>
-      </w:r>
-      <w:r>
-        <w:rPr>
-          <w:rFonts w:ascii="Tahoma" w:eastAsia="微软雅黑" w:hAnsi="Tahoma" w:hint="eastAsia"/>
-          <w:kern w:val="0"/>
-          <w:sz w:val="22"/>
-        </w:rPr>
-        <w:t>，连接多个开关最终都会作用到</w:t>
-      </w:r>
-      <w:r>
-        <w:rPr>
-          <w:rFonts w:ascii="Tahoma" w:eastAsia="微软雅黑" w:hAnsi="Tahoma" w:hint="eastAsia"/>
-          <w:kern w:val="0"/>
-          <w:sz w:val="22"/>
-        </w:rPr>
-        <w:t xml:space="preserve"> </w:t>
-      </w:r>
-      <w:r>
-        <w:rPr>
-          <w:rFonts w:ascii="Tahoma" w:eastAsia="微软雅黑" w:hAnsi="Tahoma" w:hint="eastAsia"/>
-          <w:kern w:val="0"/>
-          <w:sz w:val="22"/>
-        </w:rPr>
-        <w:t>门事件</w:t>
-      </w:r>
-      <w:r>
-        <w:rPr>
-          <w:rFonts w:ascii="Tahoma" w:eastAsia="微软雅黑" w:hAnsi="Tahoma" w:hint="eastAsia"/>
-          <w:kern w:val="0"/>
-          <w:sz w:val="22"/>
-        </w:rPr>
-        <w:t>。</w:t>
-      </w:r>
-    </w:p>
-    <w:p>
-      <w:pPr>
-        <w:widowControl/>
-        <w:adjustRightInd w:val="0"/>
-        <w:snapToGrid w:val="0"/>
         <w:jc w:val="center"/>
         <w:rPr>
           <w:rFonts w:ascii="宋体" w:eastAsia="宋体" w:hAnsi="宋体" w:cs="宋体" w:hint="eastAsia"/>
@@ -1469,8 +1395,8 @@
           <w:szCs w:val="24"/>
         </w:rPr>
         <w:drawing>
-          <wp:inline distT="0" distB="0" distL="0" distR="0" wp14:anchorId="4B18251D" wp14:editId="01929A44">
-            <wp:extent cx="3451860" cy="1171352"/>
+          <wp:inline distT="0" distB="0" distL="0" distR="0" wp14:anchorId="0993B422" wp14:editId="167D0715">
+            <wp:extent cx="3147060" cy="1067921"/>
             <wp:effectExtent l="0" t="0" r="0" b="0"/>
             <wp:docPr id="349296846" name="图片 3"/>
             <wp:cNvGraphicFramePr>
@@ -1501,7 +1427,7 @@
                   <pic:spPr bwMode="auto">
                     <a:xfrm>
                       <a:off x="0" y="0"/>
-                      <a:ext cx="3470980" cy="1177840"/>
+                      <a:ext cx="3169110" cy="1075403"/>
                     </a:xfrm>
                     <a:prstGeom prst="rect">
                       <a:avLst/>
@@ -1540,9 +1466,9 @@
           <w:szCs w:val="24"/>
         </w:rPr>
         <w:drawing>
-          <wp:inline distT="0" distB="0" distL="0" distR="0" wp14:anchorId="69B323F5" wp14:editId="576AA205">
-            <wp:extent cx="3444240" cy="1199961"/>
-            <wp:effectExtent l="0" t="0" r="3810" b="635"/>
+          <wp:inline distT="0" distB="0" distL="0" distR="0" wp14:anchorId="7308F985" wp14:editId="4305B9CF">
+            <wp:extent cx="3147060" cy="1096425"/>
+            <wp:effectExtent l="0" t="0" r="0" b="8890"/>
             <wp:docPr id="33454889" name="图片 2"/>
             <wp:cNvGraphicFramePr>
               <a:graphicFrameLocks xmlns:a="http://schemas.openxmlformats.org/drawingml/2006/main" noChangeAspect="1"/>
@@ -1572,7 +1498,7 @@
                   <pic:spPr bwMode="auto">
                     <a:xfrm>
                       <a:off x="0" y="0"/>
-                      <a:ext cx="3466223" cy="1207620"/>
+                      <a:ext cx="3172015" cy="1105119"/>
                     </a:xfrm>
                     <a:prstGeom prst="rect">
                       <a:avLst/>
@@ -1592,19 +1518,6 @@
     <w:p>
       <w:pPr>
         <w:widowControl/>
-        <w:adjustRightInd w:val="0"/>
-        <w:snapToGrid w:val="0"/>
-        <w:rPr>
-          <w:rFonts w:ascii="宋体" w:eastAsia="宋体" w:hAnsi="宋体" w:cs="宋体" w:hint="eastAsia"/>
-          <w:kern w:val="0"/>
-          <w:sz w:val="24"/>
-          <w:szCs w:val="24"/>
-        </w:rPr>
-      </w:pPr>
-    </w:p>
-    <w:p>
-      <w:pPr>
-        <w:widowControl/>
         <w:jc w:val="left"/>
         <w:rPr>
           <w:rFonts w:ascii="Tahoma" w:eastAsia="微软雅黑" w:hAnsi="Tahoma"/>
@@ -1612,29 +1525,6 @@
           <w:sz w:val="22"/>
         </w:rPr>
       </w:pPr>
-      <w:r>
-        <w:rPr>
-          <w:rFonts w:ascii="Tahoma" w:eastAsia="微软雅黑" w:hAnsi="Tahoma"/>
-          <w:kern w:val="0"/>
-          <w:sz w:val="22"/>
-        </w:rPr>
-        <w:br w:type="page"/>
-      </w:r>
-    </w:p>
-    <w:p>
-      <w:pPr>
-        <w:pStyle w:val="2"/>
-        <w:rPr>
-          <w:rFonts w:hint="eastAsia"/>
-        </w:rPr>
-      </w:pPr>
-      <w:r>
-        <w:rPr>
-          <w:rFonts w:hint="eastAsia"/>
-        </w:rPr>
-        <w:lastRenderedPageBreak/>
-        <w:t>门</w:t>
-      </w:r>
     </w:p>
     <w:p>
       <w:pPr>
@@ -1646,13 +1536,34 @@
           <w:szCs w:val="28"/>
         </w:rPr>
       </w:pPr>
-      <w:bookmarkStart w:id="0" w:name="_直接交互的门"/>
-      <w:bookmarkEnd w:id="0"/>
       <w:r>
         <w:rPr>
           <w:rFonts w:hint="eastAsia"/>
           <w:sz w:val="28"/>
           <w:szCs w:val="28"/>
+        </w:rPr>
+        <w:lastRenderedPageBreak/>
+        <w:t>门</w:t>
+      </w:r>
+    </w:p>
+    <w:p>
+      <w:pPr>
+        <w:pStyle w:val="4"/>
+        <w:rPr>
+          <w:rFonts w:hint="eastAsia"/>
+        </w:rPr>
+      </w:pPr>
+      <w:bookmarkStart w:id="0" w:name="_直接交互的门"/>
+      <w:bookmarkEnd w:id="0"/>
+      <w:r>
+        <w:rPr>
+          <w:rFonts w:hint="eastAsia"/>
+        </w:rPr>
+        <w:t>1）</w:t>
+      </w:r>
+      <w:r>
+        <w:rPr>
+          <w:rFonts w:hint="eastAsia"/>
         </w:rPr>
         <w:t>直接交互的门</w:t>
       </w:r>
@@ -2061,21 +1972,22 @@
     </w:p>
     <w:p>
       <w:pPr>
-        <w:pStyle w:val="3"/>
-        <w:spacing w:before="120" w:after="120" w:line="415" w:lineRule="auto"/>
+        <w:pStyle w:val="4"/>
         <w:rPr>
           <w:rFonts w:hint="eastAsia"/>
-          <w:sz w:val="28"/>
-          <w:szCs w:val="28"/>
         </w:rPr>
       </w:pPr>
       <w:r>
         <w:rPr>
           <w:rFonts w:hint="eastAsia"/>
-          <w:sz w:val="28"/>
-          <w:szCs w:val="28"/>
         </w:rPr>
         <w:lastRenderedPageBreak/>
+        <w:t>2）</w:t>
+      </w:r>
+      <w:r>
+        <w:rPr>
+          <w:rFonts w:hint="eastAsia"/>
+        </w:rPr>
         <w:t>连接开关的门</w:t>
       </w:r>
     </w:p>
@@ -2578,21 +2490,6 @@
     </w:p>
     <w:p>
       <w:pPr>
-        <w:pStyle w:val="2"/>
-        <w:rPr>
-          <w:rFonts w:hint="eastAsia"/>
-        </w:rPr>
-      </w:pPr>
-      <w:r>
-        <w:rPr>
-          <w:rFonts w:hint="eastAsia"/>
-        </w:rPr>
-        <w:lastRenderedPageBreak/>
-        <w:t>门的细节</w:t>
-      </w:r>
-    </w:p>
-    <w:p>
-      <w:pPr>
         <w:pStyle w:val="3"/>
         <w:spacing w:before="120" w:after="120" w:line="415" w:lineRule="auto"/>
         <w:rPr>
@@ -2606,6 +2503,27 @@
           <w:rFonts w:hint="eastAsia"/>
           <w:sz w:val="28"/>
           <w:szCs w:val="28"/>
+        </w:rPr>
+        <w:lastRenderedPageBreak/>
+        <w:t>门的细节</w:t>
+      </w:r>
+    </w:p>
+    <w:p>
+      <w:pPr>
+        <w:pStyle w:val="4"/>
+        <w:rPr>
+          <w:rFonts w:hint="eastAsia"/>
+        </w:rPr>
+      </w:pPr>
+      <w:r>
+        <w:rPr>
+          <w:rFonts w:hint="eastAsia"/>
+        </w:rPr>
+        <w:t>1）</w:t>
+      </w:r>
+      <w:r>
+        <w:rPr>
+          <w:rFonts w:hint="eastAsia"/>
         </w:rPr>
         <w:t>玩家被门卡住</w:t>
       </w:r>
@@ -2793,7 +2711,25 @@
           <w:kern w:val="0"/>
           <w:sz w:val="22"/>
         </w:rPr>
-        <w:t>移动会造成卡关。</w:t>
+        <w:t>移动会</w:t>
+      </w:r>
+      <w:proofErr w:type="gramStart"/>
+      <w:r>
+        <w:rPr>
+          <w:rFonts w:ascii="Tahoma" w:eastAsia="微软雅黑" w:hAnsi="Tahoma" w:hint="eastAsia"/>
+          <w:kern w:val="0"/>
+          <w:sz w:val="22"/>
+        </w:rPr>
+        <w:t>造成卡关</w:t>
+      </w:r>
+      <w:proofErr w:type="gramEnd"/>
+      <w:r>
+        <w:rPr>
+          <w:rFonts w:ascii="Tahoma" w:eastAsia="微软雅黑" w:hAnsi="Tahoma" w:hint="eastAsia"/>
+          <w:kern w:val="0"/>
+          <w:sz w:val="22"/>
+        </w:rPr>
+        <w:t>。</w:t>
       </w:r>
     </w:p>
     <w:p>
@@ -2811,19 +2747,20 @@
     </w:p>
     <w:p>
       <w:pPr>
-        <w:pStyle w:val="3"/>
-        <w:spacing w:before="120" w:after="120" w:line="415" w:lineRule="auto"/>
+        <w:pStyle w:val="4"/>
         <w:rPr>
           <w:rFonts w:hint="eastAsia"/>
-          <w:sz w:val="28"/>
-          <w:szCs w:val="28"/>
         </w:rPr>
       </w:pPr>
       <w:r>
         <w:rPr>
           <w:rFonts w:hint="eastAsia"/>
-          <w:sz w:val="28"/>
-          <w:szCs w:val="28"/>
+        </w:rPr>
+        <w:t>2）</w:t>
+      </w:r>
+      <w:r>
+        <w:rPr>
+          <w:rFonts w:hint="eastAsia"/>
         </w:rPr>
         <w:t>玩家能跳进门里面去</w:t>
       </w:r>
@@ -2931,7 +2868,25 @@
           <w:kern w:val="0"/>
           <w:sz w:val="22"/>
         </w:rPr>
-        <w:t>需要单独设置禁跳区域。</w:t>
+        <w:t>需要单独</w:t>
+      </w:r>
+      <w:proofErr w:type="gramStart"/>
+      <w:r>
+        <w:rPr>
+          <w:rFonts w:ascii="Tahoma" w:eastAsia="微软雅黑" w:hAnsi="Tahoma" w:hint="eastAsia"/>
+          <w:kern w:val="0"/>
+          <w:sz w:val="22"/>
+        </w:rPr>
+        <w:t>设置禁跳区域</w:t>
+      </w:r>
+      <w:proofErr w:type="gramEnd"/>
+      <w:r>
+        <w:rPr>
+          <w:rFonts w:ascii="Tahoma" w:eastAsia="微软雅黑" w:hAnsi="Tahoma" w:hint="eastAsia"/>
+          <w:kern w:val="0"/>
+          <w:sz w:val="22"/>
+        </w:rPr>
+        <w:t>。</w:t>
       </w:r>
     </w:p>
     <w:p>
@@ -3018,19 +2973,20 @@
     </w:p>
     <w:p>
       <w:pPr>
-        <w:pStyle w:val="3"/>
-        <w:spacing w:before="120" w:after="120" w:line="415" w:lineRule="auto"/>
+        <w:pStyle w:val="4"/>
         <w:rPr>
           <w:rFonts w:hint="eastAsia"/>
-          <w:sz w:val="28"/>
-          <w:szCs w:val="28"/>
         </w:rPr>
       </w:pPr>
       <w:r>
         <w:rPr>
           <w:rFonts w:hint="eastAsia"/>
-          <w:sz w:val="28"/>
-          <w:szCs w:val="28"/>
+        </w:rPr>
+        <w:t>3）</w:t>
+      </w:r>
+      <w:r>
+        <w:rPr>
+          <w:rFonts w:hint="eastAsia"/>
         </w:rPr>
         <w:t>飞行事件能穿透门</w:t>
       </w:r>
@@ -3192,7 +3148,25 @@
           <w:rFonts w:hint="eastAsia"/>
         </w:rPr>
         <w:lastRenderedPageBreak/>
+        <w:t>===门的制作 -</w:t>
+      </w:r>
+      <w:r>
+        <w:rPr>
+          <w:rFonts w:hint="eastAsia"/>
+        </w:rPr>
+        <w:t xml:space="preserve"> </w:t>
+      </w:r>
+      <w:r>
+        <w:rPr>
+          <w:rFonts w:hint="eastAsia"/>
+        </w:rPr>
         <w:t>从零开始设计（DIY）</w:t>
+      </w:r>
+      <w:r>
+        <w:rPr>
+          <w:rFonts w:hint="eastAsia"/>
+        </w:rPr>
+        <w:t>===</w:t>
       </w:r>
     </w:p>
     <w:p>
@@ -3840,13 +3814,23 @@
         </w:rPr>
         <w:t xml:space="preserve"> - </w:t>
       </w:r>
-      <w:r>
-        <w:rPr>
-          <w:rFonts w:ascii="Tahoma" w:eastAsia="微软雅黑" w:hAnsi="Tahoma"/>
-          <w:kern w:val="0"/>
-          <w:sz w:val="22"/>
-        </w:rPr>
-        <w:t>图块倒影镜像</w:t>
+      <w:proofErr w:type="gramStart"/>
+      <w:r>
+        <w:rPr>
+          <w:rFonts w:ascii="Tahoma" w:eastAsia="微软雅黑" w:hAnsi="Tahoma"/>
+          <w:kern w:val="0"/>
+          <w:sz w:val="22"/>
+        </w:rPr>
+        <w:t>图块倒影</w:t>
+      </w:r>
+      <w:proofErr w:type="gramEnd"/>
+      <w:r>
+        <w:rPr>
+          <w:rFonts w:ascii="Tahoma" w:eastAsia="微软雅黑" w:hAnsi="Tahoma"/>
+          <w:kern w:val="0"/>
+          <w:sz w:val="22"/>
+        </w:rPr>
+        <w:t>镜像</w:t>
       </w:r>
       <w:r>
         <w:rPr>
@@ -4019,8 +4003,18 @@
           <w:kern w:val="0"/>
           <w:sz w:val="22"/>
         </w:rPr>
-        <w:t>播放不同帧</w:t>
-      </w:r>
+        <w:t>播放不同</w:t>
+      </w:r>
+      <w:proofErr w:type="gramStart"/>
+      <w:r>
+        <w:rPr>
+          <w:rFonts w:ascii="Tahoma" w:eastAsia="微软雅黑" w:hAnsi="Tahoma" w:hint="eastAsia"/>
+          <w:kern w:val="0"/>
+          <w:sz w:val="22"/>
+        </w:rPr>
+        <w:t>帧</w:t>
+      </w:r>
+      <w:proofErr w:type="gramEnd"/>
       <w:r>
         <w:rPr>
           <w:rFonts w:ascii="Tahoma" w:eastAsia="微软雅黑" w:hAnsi="Tahoma" w:hint="eastAsia"/>
@@ -5570,7 +5564,25 @@
           <w:kern w:val="0"/>
           <w:sz w:val="22"/>
         </w:rPr>
-        <w:t>于是作者我尝试开坑了。</w:t>
+        <w:t>于是作者我</w:t>
+      </w:r>
+      <w:proofErr w:type="gramStart"/>
+      <w:r>
+        <w:rPr>
+          <w:rFonts w:ascii="Tahoma" w:eastAsia="微软雅黑" w:hAnsi="Tahoma" w:hint="eastAsia"/>
+          <w:kern w:val="0"/>
+          <w:sz w:val="22"/>
+        </w:rPr>
+        <w:t>尝试开坑了</w:t>
+      </w:r>
+      <w:proofErr w:type="gramEnd"/>
+      <w:r>
+        <w:rPr>
+          <w:rFonts w:ascii="Tahoma" w:eastAsia="微软雅黑" w:hAnsi="Tahoma" w:hint="eastAsia"/>
+          <w:kern w:val="0"/>
+          <w:sz w:val="22"/>
+        </w:rPr>
+        <w:t>。</w:t>
       </w:r>
     </w:p>
     <w:p>
@@ -5984,13 +5996,23 @@
         </w:rPr>
         <w:t xml:space="preserve"> - </w:t>
       </w:r>
-      <w:r>
-        <w:rPr>
-          <w:rFonts w:ascii="Tahoma" w:eastAsia="微软雅黑" w:hAnsi="Tahoma"/>
-          <w:kern w:val="0"/>
-          <w:sz w:val="22"/>
-        </w:rPr>
-        <w:t>图块倒影镜像</w:t>
+      <w:proofErr w:type="gramStart"/>
+      <w:r>
+        <w:rPr>
+          <w:rFonts w:ascii="Tahoma" w:eastAsia="微软雅黑" w:hAnsi="Tahoma"/>
+          <w:kern w:val="0"/>
+          <w:sz w:val="22"/>
+        </w:rPr>
+        <w:t>图块倒影</w:t>
+      </w:r>
+      <w:proofErr w:type="gramEnd"/>
+      <w:r>
+        <w:rPr>
+          <w:rFonts w:ascii="Tahoma" w:eastAsia="微软雅黑" w:hAnsi="Tahoma"/>
+          <w:kern w:val="0"/>
+          <w:sz w:val="22"/>
+        </w:rPr>
+        <w:t>镜像</w:t>
       </w:r>
       <w:r>
         <w:rPr>
@@ -6330,25 +6352,61 @@
           <w:kern w:val="0"/>
           <w:sz w:val="22"/>
         </w:rPr>
-        <w:t>玩家不能直接与门交互来开门。</w:t>
-      </w:r>
-    </w:p>
-    <w:p>
-      <w:pPr>
-        <w:snapToGrid w:val="0"/>
-        <w:rPr>
-          <w:rFonts w:ascii="Tahoma" w:eastAsia="微软雅黑" w:hAnsi="Tahoma"/>
-          <w:kern w:val="0"/>
-          <w:sz w:val="22"/>
-        </w:rPr>
-      </w:pPr>
-      <w:r>
-        <w:rPr>
-          <w:rFonts w:ascii="Tahoma" w:eastAsia="微软雅黑" w:hAnsi="Tahoma" w:hint="eastAsia"/>
-          <w:kern w:val="0"/>
-          <w:sz w:val="22"/>
-        </w:rPr>
-        <w:t>所以当门处于关闭状态时，玩家按确定键，只会出现对话。</w:t>
+        <w:t>玩家不能直接与门</w:t>
+      </w:r>
+      <w:proofErr w:type="gramStart"/>
+      <w:r>
+        <w:rPr>
+          <w:rFonts w:ascii="Tahoma" w:eastAsia="微软雅黑" w:hAnsi="Tahoma" w:hint="eastAsia"/>
+          <w:kern w:val="0"/>
+          <w:sz w:val="22"/>
+        </w:rPr>
+        <w:t>交互来</w:t>
+      </w:r>
+      <w:proofErr w:type="gramEnd"/>
+      <w:r>
+        <w:rPr>
+          <w:rFonts w:ascii="Tahoma" w:eastAsia="微软雅黑" w:hAnsi="Tahoma" w:hint="eastAsia"/>
+          <w:kern w:val="0"/>
+          <w:sz w:val="22"/>
+        </w:rPr>
+        <w:t>开门。</w:t>
+      </w:r>
+    </w:p>
+    <w:p>
+      <w:pPr>
+        <w:snapToGrid w:val="0"/>
+        <w:rPr>
+          <w:rFonts w:ascii="Tahoma" w:eastAsia="微软雅黑" w:hAnsi="Tahoma"/>
+          <w:kern w:val="0"/>
+          <w:sz w:val="22"/>
+        </w:rPr>
+      </w:pPr>
+      <w:r>
+        <w:rPr>
+          <w:rFonts w:ascii="Tahoma" w:eastAsia="微软雅黑" w:hAnsi="Tahoma" w:hint="eastAsia"/>
+          <w:kern w:val="0"/>
+          <w:sz w:val="22"/>
+        </w:rPr>
+        <w:t>所以当</w:t>
+      </w:r>
+      <w:proofErr w:type="gramStart"/>
+      <w:r>
+        <w:rPr>
+          <w:rFonts w:ascii="Tahoma" w:eastAsia="微软雅黑" w:hAnsi="Tahoma" w:hint="eastAsia"/>
+          <w:kern w:val="0"/>
+          <w:sz w:val="22"/>
+        </w:rPr>
+        <w:t>门处于</w:t>
+      </w:r>
+      <w:proofErr w:type="gramEnd"/>
+      <w:r>
+        <w:rPr>
+          <w:rFonts w:ascii="Tahoma" w:eastAsia="微软雅黑" w:hAnsi="Tahoma" w:hint="eastAsia"/>
+          <w:kern w:val="0"/>
+          <w:sz w:val="22"/>
+        </w:rPr>
+        <w:t>关闭状态时，玩家按确定键，只会出现对话。</w:t>
       </w:r>
     </w:p>
     <w:p>
@@ -6758,7 +6816,25 @@
           <w:kern w:val="0"/>
           <w:sz w:val="22"/>
         </w:rPr>
-        <w:t>来播放不同帧实现</w:t>
+        <w:t>来播放不同</w:t>
+      </w:r>
+      <w:proofErr w:type="gramStart"/>
+      <w:r>
+        <w:rPr>
+          <w:rFonts w:ascii="Tahoma" w:eastAsia="微软雅黑" w:hAnsi="Tahoma" w:hint="eastAsia"/>
+          <w:kern w:val="0"/>
+          <w:sz w:val="22"/>
+        </w:rPr>
+        <w:t>帧</w:t>
+      </w:r>
+      <w:proofErr w:type="gramEnd"/>
+      <w:r>
+        <w:rPr>
+          <w:rFonts w:ascii="Tahoma" w:eastAsia="微软雅黑" w:hAnsi="Tahoma" w:hint="eastAsia"/>
+          <w:kern w:val="0"/>
+          <w:sz w:val="22"/>
+        </w:rPr>
+        <w:t>实现</w:t>
       </w:r>
       <w:r>
         <w:rPr>
@@ -7553,6 +7629,14 @@
           <w:szCs w:val="28"/>
         </w:rPr>
         <w:t>设计</w:t>
+      </w:r>
+      <w:r>
+        <w:rPr>
+          <w:rFonts w:hint="eastAsia"/>
+          <w:sz w:val="28"/>
+          <w:szCs w:val="28"/>
+        </w:rPr>
+        <w:t>（指向）</w:t>
       </w:r>
     </w:p>
     <w:p>
